--- a/CO_Outputs/Class Task.docx
+++ b/CO_Outputs/Class Task.docx
@@ -270,122 +270,94 @@
     </w:p>
     <w:p>
       <w:pPr>
-        <w:tabs>
-          <w:tab w:val="left" w:pos="2466"/>
-        </w:tabs>
-        <w:spacing w:before="1" w:line="360" w:lineRule="auto"/>
-        <w:ind w:left="307" w:right="5309" w:firstLine="0"/>
-        <w:jc w:val="left"/>
-        <w:rPr>
-          <w:b/>
-          <w:spacing w:val="-2"/>
-          <w:sz w:val="24"/>
+        <w:pStyle w:val="5"/>
+        <w:spacing w:line="360" w:lineRule="auto"/>
+        <w:rPr>
+          <w:rFonts w:hint="default" w:ascii="Times New Roman" w:hAnsi="Times New Roman" w:cs="Times New Roman"/>
+          <w:b/>
+          <w:sz w:val="28"/>
+          <w:szCs w:val="28"/>
+          <w:lang w:val="en-US"/>
         </w:rPr>
       </w:pPr>
       <w:r>
         <w:rPr>
-          <w:b/>
-          <w:sz w:val="24"/>
-        </w:rPr>
-        <w:t>COURSE NAME:</w:t>
+          <w:rFonts w:hint="default" w:ascii="Times New Roman" w:hAnsi="Times New Roman" w:cs="Times New Roman"/>
+          <w:b/>
+          <w:sz w:val="28"/>
+          <w:szCs w:val="28"/>
+          <w:lang w:val="en-US"/>
+        </w:rPr>
+        <w:t>COURSE NAME : Internet Programming</w:t>
       </w:r>
+    </w:p>
+    <w:p>
+      <w:pPr>
+        <w:pStyle w:val="5"/>
+        <w:spacing w:line="360" w:lineRule="auto"/>
+        <w:rPr>
+          <w:rFonts w:hint="default" w:ascii="Times New Roman" w:hAnsi="Times New Roman" w:cs="Times New Roman"/>
+          <w:b/>
+          <w:sz w:val="28"/>
+          <w:szCs w:val="28"/>
+          <w:lang w:val="en-US"/>
+        </w:rPr>
+      </w:pPr>
       <w:r>
         <w:rPr>
-          <w:b/>
-          <w:sz w:val="24"/>
-        </w:rPr>
-        <w:tab/>
+          <w:rFonts w:hint="default" w:ascii="Times New Roman" w:hAnsi="Times New Roman" w:cs="Times New Roman"/>
+          <w:b/>
+          <w:sz w:val="28"/>
+          <w:szCs w:val="28"/>
+          <w:lang w:val="en-US"/>
+        </w:rPr>
+        <w:t>COURSE CODE : CSA4303</w:t>
       </w:r>
+    </w:p>
+    <w:p>
+      <w:pPr>
+        <w:pStyle w:val="5"/>
+        <w:spacing w:line="360" w:lineRule="auto"/>
+        <w:rPr>
+          <w:rFonts w:hint="default" w:ascii="Times New Roman" w:hAnsi="Times New Roman" w:cs="Times New Roman"/>
+          <w:b/>
+          <w:sz w:val="28"/>
+          <w:szCs w:val="28"/>
+          <w:lang w:val="en-US"/>
+        </w:rPr>
+      </w:pPr>
       <w:r>
         <w:rPr>
-          <w:b/>
-          <w:sz w:val="24"/>
-        </w:rPr>
-        <w:t>Embedded</w:t>
+          <w:rFonts w:hint="default" w:ascii="Times New Roman" w:hAnsi="Times New Roman" w:cs="Times New Roman"/>
+          <w:b/>
+          <w:sz w:val="28"/>
+          <w:szCs w:val="28"/>
+          <w:lang w:val="en-US"/>
+        </w:rPr>
+        <w:t>NAME                 : R. Sathish Reddy</w:t>
       </w:r>
+    </w:p>
+    <w:p>
+      <w:pPr>
+        <w:pStyle w:val="5"/>
+        <w:spacing w:line="360" w:lineRule="auto"/>
+        <w:rPr>
+          <w:rFonts w:hint="default" w:ascii="Times New Roman" w:hAnsi="Times New Roman" w:cs="Times New Roman"/>
+          <w:b/>
+          <w:sz w:val="28"/>
+          <w:szCs w:val="28"/>
+          <w:lang w:val="en-US"/>
+        </w:rPr>
+      </w:pPr>
       <w:r>
         <w:rPr>
-          <w:b/>
-          <w:spacing w:val="-17"/>
-          <w:sz w:val="24"/>
-        </w:rPr>
-        <w:t xml:space="preserve"> </w:t>
-      </w:r>
-      <w:r>
-        <w:rPr>
-          <w:b/>
-          <w:sz w:val="24"/>
-        </w:rPr>
-        <w:t>Systems COURSE CODE:</w:t>
-      </w:r>
-      <w:r>
-        <w:rPr>
-          <w:b/>
-          <w:sz w:val="24"/>
-        </w:rPr>
-        <w:tab/>
-      </w:r>
-      <w:r>
-        <w:rPr>
-          <w:b/>
-          <w:spacing w:val="-2"/>
-          <w:sz w:val="24"/>
-        </w:rPr>
-        <w:t>ECA14</w:t>
-      </w:r>
-    </w:p>
-    <w:p>
-      <w:pPr>
-        <w:tabs>
-          <w:tab w:val="left" w:pos="2466"/>
-        </w:tabs>
-        <w:spacing w:before="1" w:line="360" w:lineRule="auto"/>
-        <w:ind w:left="307" w:right="5309" w:firstLine="0"/>
-        <w:jc w:val="left"/>
-        <w:rPr>
-          <w:rFonts w:hint="default"/>
-          <w:b/>
-          <w:spacing w:val="-2"/>
-          <w:sz w:val="24"/>
+          <w:rFonts w:hint="default" w:ascii="Times New Roman" w:hAnsi="Times New Roman" w:cs="Times New Roman"/>
+          <w:b/>
+          <w:sz w:val="28"/>
+          <w:szCs w:val="28"/>
           <w:lang w:val="en-US"/>
         </w:rPr>
-      </w:pPr>
-      <w:r>
-        <w:rPr>
-          <w:rFonts w:hint="default"/>
-          <w:b/>
-          <w:spacing w:val="-2"/>
-          <w:sz w:val="24"/>
-          <w:lang w:val="en-US"/>
-        </w:rPr>
-        <w:t>NAME                 :    R. Swathish Reddy</w:t>
-      </w:r>
-    </w:p>
-    <w:p>
-      <w:pPr>
-        <w:tabs>
-          <w:tab w:val="left" w:pos="2466"/>
-        </w:tabs>
-        <w:spacing w:before="1" w:line="360" w:lineRule="auto"/>
-        <w:ind w:left="307" w:right="5309" w:firstLine="0"/>
-        <w:jc w:val="left"/>
-        <w:rPr>
-          <w:rFonts w:hint="default"/>
-          <w:b/>
-          <w:spacing w:val="-2"/>
-          <w:sz w:val="24"/>
-          <w:lang w:val="en-US"/>
-        </w:rPr>
-      </w:pPr>
-      <w:r>
-        <w:rPr>
-          <w:rFonts w:hint="default"/>
-          <w:b/>
-          <w:spacing w:val="-2"/>
-          <w:sz w:val="24"/>
-          <w:lang w:val="en-US"/>
-        </w:rPr>
-        <w:t>Reg no               :     192371075</w:t>
+        <w:t>Reg no               : 192371075</w:t>
       </w:r>
     </w:p>
     <w:p>
@@ -778,30 +750,12 @@
         <w:rPr>
           <w:sz w:val="22"/>
         </w:rPr>
-      </w:pPr>
-    </w:p>
-    <w:p>
-      <w:pPr>
-        <w:pStyle w:val="8"/>
-        <w:spacing w:after="0"/>
-        <w:rPr>
-          <w:sz w:val="22"/>
-        </w:rPr>
         <w:sectPr>
           <w:type w:val="continuous"/>
           <w:pgSz w:w="11900" w:h="16820"/>
           <w:pgMar w:top="1420" w:right="708" w:bottom="280" w:left="1133" w:header="720" w:footer="720" w:gutter="0"/>
           <w:cols w:space="720" w:num="1"/>
         </w:sectPr>
-      </w:pPr>
-    </w:p>
-    <w:p>
-      <w:pPr>
-        <w:pStyle w:val="5"/>
-        <w:rPr>
-          <w:b/>
-          <w:sz w:val="24"/>
-        </w:rPr>
       </w:pPr>
     </w:p>
     <w:p>
@@ -3285,12 +3239,7 @@
           <w:lang w:val="en-US"/>
         </w:rPr>
       </w:pPr>
-    </w:p>
-    <w:p>
-      <w:pPr>
-        <w:spacing w:before="0"/>
-        <w:ind w:left="1440" w:leftChars="0" w:right="0" w:firstLine="720" w:firstLineChars="0"/>
-        <w:jc w:val="both"/>
+      <w:r>
         <w:rPr>
           <w:rFonts w:hint="default" w:ascii="Times New Roman" w:hAnsi="Times New Roman" w:cs="Times New Roman"/>
           <w:b/>
@@ -3299,12 +3248,13 @@
           <w:sz w:val="24"/>
           <w:lang w:val="en-US"/>
         </w:rPr>
-      </w:pPr>
+        <w:t xml:space="preserve">                                                    </w:t>
+      </w:r>
       <w:r>
         <w:drawing>
           <wp:inline distT="0" distB="0" distL="114300" distR="114300">
-            <wp:extent cx="1743710" cy="932180"/>
-            <wp:effectExtent l="0" t="0" r="8890" b="7620"/>
+            <wp:extent cx="1828165" cy="732155"/>
+            <wp:effectExtent l="0" t="0" r="635" b="4445"/>
             <wp:docPr id="10" name="Picture 15"/>
             <wp:cNvGraphicFramePr>
               <a:graphicFrameLocks xmlns:a="http://schemas.openxmlformats.org/drawingml/2006/main" noChangeAspect="1"/>
@@ -3327,7 +3277,7 @@
                   <pic:spPr>
                     <a:xfrm>
                       <a:off x="0" y="0"/>
-                      <a:ext cx="1743710" cy="932180"/>
+                      <a:ext cx="1828165" cy="732155"/>
                     </a:xfrm>
                     <a:prstGeom prst="rect">
                       <a:avLst/>
@@ -3343,6 +3293,38 @@
           </wp:inline>
         </w:drawing>
       </w:r>
+    </w:p>
+    <w:p>
+      <w:pPr>
+        <w:spacing w:before="0"/>
+        <w:ind w:right="0"/>
+        <w:jc w:val="both"/>
+        <w:rPr>
+          <w:rFonts w:hint="default" w:ascii="Times New Roman" w:hAnsi="Times New Roman" w:cs="Times New Roman"/>
+          <w:b/>
+          <w:i/>
+          <w:spacing w:val="-2"/>
+          <w:sz w:val="24"/>
+          <w:lang w:val="en-US"/>
+        </w:rPr>
+      </w:pPr>
+    </w:p>
+    <w:p>
+      <w:pPr>
+        <w:spacing w:before="0"/>
+        <w:ind w:right="0"/>
+        <w:jc w:val="both"/>
+        <w:rPr>
+          <w:rFonts w:hint="default" w:ascii="Times New Roman" w:hAnsi="Times New Roman" w:cs="Times New Roman"/>
+          <w:b/>
+          <w:i/>
+          <w:spacing w:val="-2"/>
+          <w:sz w:val="24"/>
+          <w:lang w:val="en-US"/>
+        </w:rPr>
+      </w:pPr>
+      <w:bookmarkStart w:id="0" w:name="_GoBack"/>
+      <w:bookmarkEnd w:id="0"/>
     </w:p>
     <w:p>
       <w:pPr>
@@ -3932,7 +3914,6 @@
         <w:ind w:left="307" w:right="0" w:firstLine="0"/>
         <w:jc w:val="both"/>
       </w:pPr>
-      <w:bookmarkStart w:id="0" w:name="_GoBack"/>
       <w:r>
         <w:drawing>
           <wp:inline distT="0" distB="0" distL="114300" distR="114300">
@@ -3976,7 +3957,6 @@
           </wp:inline>
         </w:drawing>
       </w:r>
-      <w:bookmarkEnd w:id="0"/>
     </w:p>
     <w:p>
       <w:pPr>
